--- a/Docs/docx/Termo de Abertura do Projeto v1.docx
+++ b/Docs/docx/Termo de Abertura do Projeto v1.docx
@@ -2106,630 +2106,824 @@
         <w:t>NÍVEL 1 e 2 (FASES E ENTREGÁVEIS)</w:t>
       </w:r>
     </w:p>
+    <w:tbl>
+      <w:tblPr>
+        <w:tblStyle w:val="Tabelacomgrade"/>
+        <w:tblW w:w="0" w:type="auto"/>
+        <w:tblLook w:val="04A0" w:firstRow="1" w:lastRow="0" w:firstColumn="1" w:lastColumn="0" w:noHBand="0" w:noVBand="1"/>
+      </w:tblPr>
+      <w:tblGrid>
+        <w:gridCol w:w="2989"/>
+        <w:gridCol w:w="5505"/>
+      </w:tblGrid>
+      <w:tr>
+        <w:trPr>
+          <w:tblHeader/>
+        </w:trPr>
+        <w:tc>
+          <w:tcPr>
+            <w:tcW w:w="3200" w:type="dxa"/>
+            <w:shd w:val="clear" w:color="DCE6F1" w:fill="DCE6F1"/>
+          </w:tcPr>
+          <w:p>
+            <w:pPr>
+              <w:spacing w:after="0"/>
+              <w:jc w:val="left"/>
+              <w:rPr>
+                <w:rFonts w:ascii="Calibri" w:hAnsi="Calibri" w:cs="Calibri"/>
+                <w:b/>
+                <w:sz w:val="20"/>
+              </w:rPr>
+            </w:pPr>
+            <w:r>
+              <w:rPr>
+                <w:rFonts w:ascii="Calibri" w:hAnsi="Calibri" w:cs="Calibri"/>
+                <w:b/>
+                <w:sz w:val="20"/>
+              </w:rPr>
+              <w:t>Fase (Nível 1)</w:t>
+            </w:r>
+          </w:p>
+        </w:tc>
+        <w:tc>
+          <w:tcPr>
+            <w:tcW w:w="6000" w:type="dxa"/>
+            <w:shd w:val="clear" w:color="DCE6F1" w:fill="DCE6F1"/>
+          </w:tcPr>
+          <w:p>
+            <w:pPr>
+              <w:spacing w:after="0"/>
+              <w:jc w:val="left"/>
+              <w:rPr>
+                <w:rFonts w:ascii="Calibri" w:hAnsi="Calibri" w:cs="Calibri"/>
+                <w:b/>
+                <w:sz w:val="20"/>
+              </w:rPr>
+            </w:pPr>
+            <w:r>
+              <w:rPr>
+                <w:rFonts w:ascii="Calibri" w:hAnsi="Calibri" w:cs="Calibri"/>
+                <w:b/>
+                <w:sz w:val="20"/>
+              </w:rPr>
+              <w:t>Subfases / Pacotes de Trabalho (Nível 2)</w:t>
+            </w:r>
+          </w:p>
+        </w:tc>
+      </w:tr>
+      <w:tr>
+        <w:tc>
+          <w:tcPr>
+            <w:tcW w:w="3200" w:type="dxa"/>
+          </w:tcPr>
+          <w:p>
+            <w:pPr>
+              <w:spacing w:after="0"/>
+              <w:jc w:val="left"/>
+              <w:rPr>
+                <w:rFonts w:ascii="Calibri" w:hAnsi="Calibri" w:cs="Calibri"/>
+                <w:sz w:val="20"/>
+              </w:rPr>
+            </w:pPr>
+            <w:r>
+              <w:rPr>
+                <w:rFonts w:ascii="Calibri" w:hAnsi="Calibri" w:cs="Calibri"/>
+                <w:sz w:val="20"/>
+              </w:rPr>
+              <w:t>1. Iniciação e Planejamento</w:t>
+            </w:r>
+          </w:p>
+        </w:tc>
+        <w:tc>
+          <w:tcPr>
+            <w:tcW w:w="6000" w:type="dxa"/>
+          </w:tcPr>
+          <w:p>
+            <w:pPr>
+              <w:spacing w:after="0"/>
+              <w:jc w:val="left"/>
+              <w:rPr>
+                <w:rFonts w:ascii="Calibri" w:hAnsi="Calibri" w:cs="Calibri"/>
+                <w:sz w:val="20"/>
+              </w:rPr>
+            </w:pPr>
+            <w:r>
+              <w:rPr>
+                <w:rFonts w:ascii="Calibri" w:hAnsi="Calibri" w:cs="Calibri"/>
+                <w:sz w:val="20"/>
+              </w:rPr>
+              <w:t>1.1. Termo de Abertura (TAP)</w:t>
+            </w:r>
+            <w:r>
+              <w:rPr>
+                <w:rFonts w:ascii="Calibri" w:hAnsi="Calibri" w:cs="Calibri"/>
+                <w:sz w:val="20"/>
+              </w:rPr>
+              <w:br/>
+              <w:t>1.2. Identificação de Stakeholders</w:t>
+            </w:r>
+            <w:r>
+              <w:rPr>
+                <w:rFonts w:ascii="Calibri" w:hAnsi="Calibri" w:cs="Calibri"/>
+                <w:sz w:val="20"/>
+              </w:rPr>
+              <w:br/>
+              <w:t>1.3. Planos de Gerenciamento (Escopo, Cronograma, Custo, Riscos)</w:t>
+            </w:r>
+            <w:r>
+              <w:rPr>
+                <w:rFonts w:ascii="Calibri" w:hAnsi="Calibri" w:cs="Calibri"/>
+                <w:sz w:val="20"/>
+              </w:rPr>
+              <w:br/>
+              <w:t>1.4. Plano de Gerenciamento da Qualidade</w:t>
+            </w:r>
+            <w:r>
+              <w:rPr>
+                <w:rFonts w:ascii="Calibri" w:hAnsi="Calibri" w:cs="Calibri"/>
+                <w:sz w:val="20"/>
+              </w:rPr>
+              <w:br/>
+              <w:t>1.5. Política de Licenciamento FOSS</w:t>
+            </w:r>
+            <w:r>
+              <w:rPr>
+                <w:rFonts w:ascii="Calibri" w:hAnsi="Calibri" w:cs="Calibri"/>
+                <w:sz w:val="20"/>
+              </w:rPr>
+              <w:br/>
+              <w:t>1.6. Definição do Backlog e Estruturação das Sprints (Ágil)</w:t>
+            </w:r>
+          </w:p>
+        </w:tc>
+      </w:tr>
+      <w:tr>
+        <w:tc>
+          <w:tcPr>
+            <w:tcW w:w="3200" w:type="dxa"/>
+          </w:tcPr>
+          <w:p>
+            <w:pPr>
+              <w:spacing w:after="0"/>
+              <w:jc w:val="left"/>
+              <w:rPr>
+                <w:rFonts w:ascii="Calibri" w:hAnsi="Calibri" w:cs="Calibri"/>
+                <w:sz w:val="20"/>
+              </w:rPr>
+            </w:pPr>
+            <w:r>
+              <w:rPr>
+                <w:rFonts w:ascii="Calibri" w:hAnsi="Calibri" w:cs="Calibri"/>
+                <w:sz w:val="20"/>
+              </w:rPr>
+              <w:t>2. Levantamento e Análise de Requisitos</w:t>
+            </w:r>
+          </w:p>
+        </w:tc>
+        <w:tc>
+          <w:tcPr>
+            <w:tcW w:w="6000" w:type="dxa"/>
+          </w:tcPr>
+          <w:p>
+            <w:pPr>
+              <w:spacing w:after="0"/>
+              <w:jc w:val="left"/>
+              <w:rPr>
+                <w:rFonts w:ascii="Calibri" w:hAnsi="Calibri" w:cs="Calibri"/>
+                <w:sz w:val="20"/>
+              </w:rPr>
+            </w:pPr>
+            <w:r>
+              <w:rPr>
+                <w:rFonts w:ascii="Calibri" w:hAnsi="Calibri" w:cs="Calibri"/>
+                <w:sz w:val="20"/>
+              </w:rPr>
+              <w:t>2.1. Elicitação de Requisitos Funcionais (Regimes, Cálculos)</w:t>
+            </w:r>
+            <w:r>
+              <w:rPr>
+                <w:rFonts w:ascii="Calibri" w:hAnsi="Calibri" w:cs="Calibri"/>
+                <w:sz w:val="20"/>
+              </w:rPr>
+              <w:br/>
+              <w:t>2.2. Elicitação de Requisitos Não Funcionais (Performance, Segurança)</w:t>
+            </w:r>
+            <w:r>
+              <w:rPr>
+                <w:rFonts w:ascii="Calibri" w:hAnsi="Calibri" w:cs="Calibri"/>
+                <w:sz w:val="20"/>
+              </w:rPr>
+              <w:br/>
+              <w:t>2.3. Especificação de Casos de Uso e Histórias de Usuário</w:t>
+            </w:r>
+          </w:p>
+        </w:tc>
+      </w:tr>
+      <w:tr>
+        <w:tc>
+          <w:tcPr>
+            <w:tcW w:w="3200" w:type="dxa"/>
+          </w:tcPr>
+          <w:p>
+            <w:pPr>
+              <w:spacing w:after="0"/>
+              <w:jc w:val="left"/>
+              <w:rPr>
+                <w:rFonts w:ascii="Calibri" w:hAnsi="Calibri" w:cs="Calibri"/>
+                <w:sz w:val="20"/>
+              </w:rPr>
+            </w:pPr>
+            <w:r>
+              <w:rPr>
+                <w:rFonts w:ascii="Calibri" w:hAnsi="Calibri" w:cs="Calibri"/>
+                <w:sz w:val="20"/>
+              </w:rPr>
+              <w:t>3. Modelagem e Prototipação</w:t>
+            </w:r>
+          </w:p>
+        </w:tc>
+        <w:tc>
+          <w:tcPr>
+            <w:tcW w:w="6000" w:type="dxa"/>
+          </w:tcPr>
+          <w:p>
+            <w:pPr>
+              <w:spacing w:after="0"/>
+              <w:jc w:val="left"/>
+              <w:rPr>
+                <w:rFonts w:ascii="Calibri" w:hAnsi="Calibri" w:cs="Calibri"/>
+                <w:sz w:val="20"/>
+              </w:rPr>
+            </w:pPr>
+            <w:r>
+              <w:rPr>
+                <w:rFonts w:ascii="Calibri" w:hAnsi="Calibri" w:cs="Calibri"/>
+                <w:sz w:val="20"/>
+              </w:rPr>
+              <w:t>3.1. Arquitetura da Solução (Frontend/Backend/API)</w:t>
+            </w:r>
+            <w:r>
+              <w:rPr>
+                <w:rFonts w:ascii="Calibri" w:hAnsi="Calibri" w:cs="Calibri"/>
+                <w:sz w:val="20"/>
+              </w:rPr>
+              <w:br/>
+              <w:t>3.2. Protótipo de Interface (UX/UI)</w:t>
+            </w:r>
+            <w:r>
+              <w:rPr>
+                <w:rFonts w:ascii="Calibri" w:hAnsi="Calibri" w:cs="Calibri"/>
+                <w:sz w:val="20"/>
+              </w:rPr>
+              <w:br/>
+              <w:t>3.3. Modelagem de Dados</w:t>
+            </w:r>
+          </w:p>
+        </w:tc>
+      </w:tr>
+      <w:tr>
+        <w:tc>
+          <w:tcPr>
+            <w:tcW w:w="3200" w:type="dxa"/>
+          </w:tcPr>
+          <w:p>
+            <w:pPr>
+              <w:spacing w:after="0"/>
+              <w:jc w:val="left"/>
+              <w:rPr>
+                <w:rFonts w:ascii="Calibri" w:hAnsi="Calibri" w:cs="Calibri"/>
+                <w:sz w:val="20"/>
+              </w:rPr>
+            </w:pPr>
+            <w:r>
+              <w:rPr>
+                <w:rFonts w:ascii="Calibri" w:hAnsi="Calibri" w:cs="Calibri"/>
+                <w:sz w:val="20"/>
+              </w:rPr>
+              <w:t>4. Configuração de Ambiente e Ferramentas</w:t>
+            </w:r>
+          </w:p>
+        </w:tc>
+        <w:tc>
+          <w:tcPr>
+            <w:tcW w:w="6000" w:type="dxa"/>
+          </w:tcPr>
+          <w:p>
+            <w:pPr>
+              <w:spacing w:after="0"/>
+              <w:jc w:val="left"/>
+              <w:rPr>
+                <w:rFonts w:ascii="Calibri" w:hAnsi="Calibri" w:cs="Calibri"/>
+                <w:sz w:val="20"/>
+              </w:rPr>
+            </w:pPr>
+            <w:r>
+              <w:rPr>
+                <w:rFonts w:ascii="Calibri" w:hAnsi="Calibri" w:cs="Calibri"/>
+                <w:sz w:val="20"/>
+              </w:rPr>
+              <w:t>4.1. Seleção e Validação da Stack FOSS</w:t>
+            </w:r>
+            <w:r>
+              <w:rPr>
+                <w:rFonts w:ascii="Calibri" w:hAnsi="Calibri" w:cs="Calibri"/>
+                <w:sz w:val="20"/>
+              </w:rPr>
+              <w:br/>
+              <w:t>4.2. Configuração do Repositório Git</w:t>
+            </w:r>
+            <w:r>
+              <w:rPr>
+                <w:rFonts w:ascii="Calibri" w:hAnsi="Calibri" w:cs="Calibri"/>
+                <w:sz w:val="20"/>
+              </w:rPr>
+              <w:br/>
+              <w:t>4.3. Setup do Ambiente de Desenvolvimento Local</w:t>
+            </w:r>
+            <w:r>
+              <w:rPr>
+                <w:rFonts w:ascii="Calibri" w:hAnsi="Calibri" w:cs="Calibri"/>
+                <w:sz w:val="20"/>
+              </w:rPr>
+              <w:br/>
+              <w:t>4.4. Setup do Ambiente de Homologação</w:t>
+            </w:r>
+            <w:r>
+              <w:rPr>
+                <w:rFonts w:ascii="Calibri" w:hAnsi="Calibri" w:cs="Calibri"/>
+                <w:sz w:val="20"/>
+              </w:rPr>
+              <w:br/>
+              <w:t>4.5. Auditoria de Licenças das Dependências</w:t>
+            </w:r>
+          </w:p>
+        </w:tc>
+      </w:tr>
+      <w:tr>
+        <w:tc>
+          <w:tcPr>
+            <w:tcW w:w="3200" w:type="dxa"/>
+          </w:tcPr>
+          <w:p>
+            <w:pPr>
+              <w:spacing w:after="0"/>
+              <w:jc w:val="left"/>
+              <w:rPr>
+                <w:rFonts w:ascii="Calibri" w:hAnsi="Calibri" w:cs="Calibri"/>
+                <w:sz w:val="20"/>
+              </w:rPr>
+            </w:pPr>
+            <w:r>
+              <w:rPr>
+                <w:rFonts w:ascii="Calibri" w:hAnsi="Calibri" w:cs="Calibri"/>
+                <w:sz w:val="20"/>
+              </w:rPr>
+              <w:t>5. Desenvolvimento do Sistema (com Sprints Ágeis)</w:t>
+            </w:r>
+          </w:p>
+        </w:tc>
+        <w:tc>
+          <w:tcPr>
+            <w:tcW w:w="6000" w:type="dxa"/>
+          </w:tcPr>
+          <w:p>
+            <w:pPr>
+              <w:spacing w:after="0"/>
+              <w:jc w:val="left"/>
+              <w:rPr>
+                <w:rFonts w:ascii="Calibri" w:hAnsi="Calibri" w:cs="Calibri"/>
+                <w:sz w:val="20"/>
+              </w:rPr>
+            </w:pPr>
+            <w:r>
+              <w:rPr>
+                <w:rFonts w:ascii="Calibri" w:hAnsi="Calibri" w:cs="Calibri"/>
+                <w:sz w:val="20"/>
+              </w:rPr>
+              <w:t>5.1. Backend - Lógica de Negócio (Câmbio, Spread, IOF)</w:t>
+            </w:r>
+            <w:r>
+              <w:rPr>
+                <w:rFonts w:ascii="Calibri" w:hAnsi="Calibri" w:cs="Calibri"/>
+                <w:sz w:val="20"/>
+              </w:rPr>
+              <w:br/>
+              <w:t>5.2. Backend - Consumo de API de Câmbio</w:t>
+            </w:r>
+            <w:r>
+              <w:rPr>
+                <w:rFonts w:ascii="Calibri" w:hAnsi="Calibri" w:cs="Calibri"/>
+                <w:sz w:val="20"/>
+              </w:rPr>
+              <w:br/>
+              <w:t>5.3. Frontend - Interface e Simulações</w:t>
+            </w:r>
+            <w:r>
+              <w:rPr>
+                <w:rFonts w:ascii="Calibri" w:hAnsi="Calibri" w:cs="Calibri"/>
+                <w:sz w:val="20"/>
+              </w:rPr>
+              <w:br/>
+              <w:t>5.4. Módulo de Geração de Invoice (PDF)</w:t>
+            </w:r>
+            <w:r>
+              <w:rPr>
+                <w:rFonts w:ascii="Calibri" w:hAnsi="Calibri" w:cs="Calibri"/>
+                <w:sz w:val="20"/>
+              </w:rPr>
+              <w:br/>
+              <w:t>5.5. Implementação Assistida por IA (SDD com LLM)</w:t>
+            </w:r>
+            <w:r>
+              <w:rPr>
+                <w:rFonts w:ascii="Calibri" w:hAnsi="Calibri" w:cs="Calibri"/>
+                <w:sz w:val="20"/>
+              </w:rPr>
+              <w:br/>
+              <w:t>5.6. Execução das Sprints (Planejamento, Revisão e Retrospectiva)</w:t>
+            </w:r>
+          </w:p>
+        </w:tc>
+      </w:tr>
+      <w:tr>
+        <w:tc>
+          <w:tcPr>
+            <w:tcW w:w="3200" w:type="dxa"/>
+          </w:tcPr>
+          <w:p>
+            <w:pPr>
+              <w:spacing w:after="0"/>
+              <w:jc w:val="left"/>
+              <w:rPr>
+                <w:rFonts w:ascii="Calibri" w:hAnsi="Calibri" w:cs="Calibri"/>
+                <w:sz w:val="20"/>
+              </w:rPr>
+            </w:pPr>
+            <w:r>
+              <w:rPr>
+                <w:rFonts w:ascii="Calibri" w:hAnsi="Calibri" w:cs="Calibri"/>
+                <w:sz w:val="20"/>
+              </w:rPr>
+              <w:t>6. Garantia da Qualidade e Testes</w:t>
+            </w:r>
+          </w:p>
+        </w:tc>
+        <w:tc>
+          <w:tcPr>
+            <w:tcW w:w="6000" w:type="dxa"/>
+          </w:tcPr>
+          <w:p>
+            <w:pPr>
+              <w:spacing w:after="0"/>
+              <w:jc w:val="left"/>
+              <w:rPr>
+                <w:rFonts w:ascii="Calibri" w:hAnsi="Calibri" w:cs="Calibri"/>
+                <w:sz w:val="20"/>
+              </w:rPr>
+            </w:pPr>
+            <w:r>
+              <w:rPr>
+                <w:rFonts w:ascii="Calibri" w:hAnsi="Calibri" w:cs="Calibri"/>
+                <w:sz w:val="20"/>
+              </w:rPr>
+              <w:t>6.1. Testes Unitários e de Integração (Meta ≥ 80%)</w:t>
+            </w:r>
+            <w:r>
+              <w:rPr>
+                <w:rFonts w:ascii="Calibri" w:hAnsi="Calibri" w:cs="Calibri"/>
+                <w:sz w:val="20"/>
+              </w:rPr>
+              <w:br/>
+              <w:t>6.2. Testes de Aceitação (UAT - Zero defeitos críticos)</w:t>
+            </w:r>
+            <w:r>
+              <w:rPr>
+                <w:rFonts w:ascii="Calibri" w:hAnsi="Calibri" w:cs="Calibri"/>
+                <w:sz w:val="20"/>
+              </w:rPr>
+              <w:br/>
+              <w:t>6.3. Testes de Usabilidade e Performance</w:t>
+            </w:r>
+          </w:p>
+        </w:tc>
+      </w:tr>
+      <w:tr>
+        <w:tc>
+          <w:tcPr>
+            <w:tcW w:w="3200" w:type="dxa"/>
+          </w:tcPr>
+          <w:p>
+            <w:pPr>
+              <w:spacing w:after="0"/>
+              <w:jc w:val="left"/>
+              <w:rPr>
+                <w:rFonts w:ascii="Calibri" w:hAnsi="Calibri" w:cs="Calibri"/>
+                <w:sz w:val="20"/>
+              </w:rPr>
+            </w:pPr>
+            <w:r>
+              <w:rPr>
+                <w:rFonts w:ascii="Calibri" w:hAnsi="Calibri" w:cs="Calibri"/>
+                <w:sz w:val="20"/>
+              </w:rPr>
+              <w:t>7. DevOps e CI/CD</w:t>
+            </w:r>
+          </w:p>
+        </w:tc>
+        <w:tc>
+          <w:tcPr>
+            <w:tcW w:w="6000" w:type="dxa"/>
+          </w:tcPr>
+          <w:p>
+            <w:pPr>
+              <w:spacing w:after="0"/>
+              <w:jc w:val="left"/>
+              <w:rPr>
+                <w:rFonts w:ascii="Calibri" w:hAnsi="Calibri" w:cs="Calibri"/>
+                <w:sz w:val="20"/>
+              </w:rPr>
+            </w:pPr>
+            <w:r>
+              <w:rPr>
+                <w:rFonts w:ascii="Calibri" w:hAnsi="Calibri" w:cs="Calibri"/>
+                <w:sz w:val="20"/>
+              </w:rPr>
+              <w:t>7.1. Pipeline de Integração Contínua (CI)</w:t>
+            </w:r>
+            <w:r>
+              <w:rPr>
+                <w:rFonts w:ascii="Calibri" w:hAnsi="Calibri" w:cs="Calibri"/>
+                <w:sz w:val="20"/>
+              </w:rPr>
+              <w:br/>
+              <w:t>7.2. Pipeline de Entrega Contínua (CD)</w:t>
+            </w:r>
+          </w:p>
+        </w:tc>
+      </w:tr>
+      <w:tr>
+        <w:tc>
+          <w:tcPr>
+            <w:tcW w:w="3200" w:type="dxa"/>
+          </w:tcPr>
+          <w:p>
+            <w:pPr>
+              <w:spacing w:after="0"/>
+              <w:jc w:val="left"/>
+              <w:rPr>
+                <w:rFonts w:ascii="Calibri" w:hAnsi="Calibri" w:cs="Calibri"/>
+                <w:sz w:val="20"/>
+              </w:rPr>
+            </w:pPr>
+            <w:r>
+              <w:rPr>
+                <w:rFonts w:ascii="Calibri" w:hAnsi="Calibri" w:cs="Calibri"/>
+                <w:sz w:val="20"/>
+              </w:rPr>
+              <w:t>8. Implantação (Deploy)</w:t>
+            </w:r>
+          </w:p>
+        </w:tc>
+        <w:tc>
+          <w:tcPr>
+            <w:tcW w:w="6000" w:type="dxa"/>
+          </w:tcPr>
+          <w:p>
+            <w:pPr>
+              <w:spacing w:after="0"/>
+              <w:jc w:val="left"/>
+              <w:rPr>
+                <w:rFonts w:ascii="Calibri" w:hAnsi="Calibri" w:cs="Calibri"/>
+                <w:sz w:val="20"/>
+              </w:rPr>
+            </w:pPr>
+            <w:r>
+              <w:rPr>
+                <w:rFonts w:ascii="Calibri" w:hAnsi="Calibri" w:cs="Calibri"/>
+                <w:sz w:val="20"/>
+              </w:rPr>
+              <w:t>8.1. Publicação em Ambiente de Produção</w:t>
+            </w:r>
+            <w:r>
+              <w:rPr>
+                <w:rFonts w:ascii="Calibri" w:hAnsi="Calibri" w:cs="Calibri"/>
+                <w:sz w:val="20"/>
+              </w:rPr>
+              <w:br/>
+              <w:t>8.2. Documentação de Implantação e Plano de Rollback</w:t>
+            </w:r>
+          </w:p>
+        </w:tc>
+      </w:tr>
+      <w:tr>
+        <w:tc>
+          <w:tcPr>
+            <w:tcW w:w="3200" w:type="dxa"/>
+          </w:tcPr>
+          <w:p>
+            <w:pPr>
+              <w:spacing w:after="0"/>
+              <w:jc w:val="left"/>
+              <w:rPr>
+                <w:rFonts w:ascii="Calibri" w:hAnsi="Calibri" w:cs="Calibri"/>
+                <w:sz w:val="20"/>
+              </w:rPr>
+            </w:pPr>
+            <w:r>
+              <w:rPr>
+                <w:rFonts w:ascii="Calibri" w:hAnsi="Calibri" w:cs="Calibri"/>
+                <w:sz w:val="20"/>
+              </w:rPr>
+              <w:t>9. Documentação do Projeto</w:t>
+            </w:r>
+          </w:p>
+        </w:tc>
+        <w:tc>
+          <w:tcPr>
+            <w:tcW w:w="6000" w:type="dxa"/>
+          </w:tcPr>
+          <w:p>
+            <w:pPr>
+              <w:spacing w:after="0"/>
+              <w:jc w:val="left"/>
+              <w:rPr>
+                <w:rFonts w:ascii="Calibri" w:hAnsi="Calibri" w:cs="Calibri"/>
+                <w:sz w:val="20"/>
+              </w:rPr>
+            </w:pPr>
+            <w:r>
+              <w:rPr>
+                <w:rFonts w:ascii="Calibri" w:hAnsi="Calibri" w:cs="Calibri"/>
+                <w:sz w:val="20"/>
+              </w:rPr>
+              <w:t>9.1. Documentação Técnica (Arquitetura, APIs)</w:t>
+            </w:r>
+            <w:r>
+              <w:rPr>
+                <w:rFonts w:ascii="Calibri" w:hAnsi="Calibri" w:cs="Calibri"/>
+                <w:sz w:val="20"/>
+              </w:rPr>
+              <w:br/>
+              <w:t>9.2. Manual do Usuário</w:t>
+            </w:r>
+            <w:r>
+              <w:rPr>
+                <w:rFonts w:ascii="Calibri" w:hAnsi="Calibri" w:cs="Calibri"/>
+                <w:sz w:val="20"/>
+              </w:rPr>
+              <w:br/>
+              <w:t>9.3. Relatórios de Desempenho (EVM/Burndown)</w:t>
+            </w:r>
+            <w:r>
+              <w:rPr>
+                <w:rFonts w:ascii="Calibri" w:hAnsi="Calibri" w:cs="Calibri"/>
+                <w:sz w:val="20"/>
+              </w:rPr>
+              <w:br/>
+            </w:r>
+            <w:r>
+              <w:rPr>
+                <w:rFonts w:ascii="Calibri" w:hAnsi="Calibri" w:cs="Calibri"/>
+                <w:sz w:val="20"/>
+              </w:rPr>
+              <w:lastRenderedPageBreak/>
+              <w:t>9.4. Consolidação da Documentação Parcial (Entrega 08/09/2026)</w:t>
+            </w:r>
+          </w:p>
+        </w:tc>
+      </w:tr>
+      <w:tr>
+        <w:tc>
+          <w:tcPr>
+            <w:tcW w:w="3200" w:type="dxa"/>
+          </w:tcPr>
+          <w:p>
+            <w:pPr>
+              <w:spacing w:after="0"/>
+              <w:jc w:val="left"/>
+              <w:rPr>
+                <w:rFonts w:ascii="Calibri" w:hAnsi="Calibri" w:cs="Calibri"/>
+                <w:sz w:val="20"/>
+              </w:rPr>
+            </w:pPr>
+            <w:r>
+              <w:rPr>
+                <w:rFonts w:ascii="Calibri" w:hAnsi="Calibri" w:cs="Calibri"/>
+                <w:sz w:val="20"/>
+              </w:rPr>
+              <w:lastRenderedPageBreak/>
+              <w:t>10. Encerramento</w:t>
+            </w:r>
+          </w:p>
+        </w:tc>
+        <w:tc>
+          <w:tcPr>
+            <w:tcW w:w="6000" w:type="dxa"/>
+          </w:tcPr>
+          <w:p>
+            <w:pPr>
+              <w:spacing w:after="0"/>
+              <w:jc w:val="left"/>
+              <w:rPr>
+                <w:rFonts w:ascii="Calibri" w:hAnsi="Calibri" w:cs="Calibri"/>
+                <w:sz w:val="20"/>
+              </w:rPr>
+            </w:pPr>
+            <w:r>
+              <w:rPr>
+                <w:rFonts w:ascii="Calibri" w:hAnsi="Calibri" w:cs="Calibri"/>
+                <w:sz w:val="20"/>
+              </w:rPr>
+              <w:t>10.1. Relatório de Lições Aprendidas</w:t>
+            </w:r>
+            <w:r>
+              <w:rPr>
+                <w:rFonts w:ascii="Calibri" w:hAnsi="Calibri" w:cs="Calibri"/>
+                <w:sz w:val="20"/>
+              </w:rPr>
+              <w:br/>
+              <w:t>10.2. Verificação dos Critérios SMART</w:t>
+            </w:r>
+            <w:r>
+              <w:rPr>
+                <w:rFonts w:ascii="Calibri" w:hAnsi="Calibri" w:cs="Calibri"/>
+                <w:sz w:val="20"/>
+              </w:rPr>
+              <w:br/>
+              <w:t>10.3. Apresentação Final e Aceite do Patrocinador</w:t>
+            </w:r>
+          </w:p>
+        </w:tc>
+      </w:tr>
+      <w:tr>
+        <w:tc>
+          <w:tcPr>
+            <w:tcW w:w="3200" w:type="dxa"/>
+          </w:tcPr>
+          <w:p>
+            <w:pPr>
+              <w:spacing w:after="0"/>
+              <w:jc w:val="left"/>
+              <w:rPr>
+                <w:rFonts w:ascii="Calibri" w:hAnsi="Calibri" w:cs="Calibri"/>
+                <w:sz w:val="20"/>
+              </w:rPr>
+            </w:pPr>
+            <w:r>
+              <w:rPr>
+                <w:rFonts w:ascii="Calibri" w:hAnsi="Calibri" w:cs="Calibri"/>
+                <w:sz w:val="20"/>
+              </w:rPr>
+              <w:t>11. Governança e Conformidade (FOSS)</w:t>
+            </w:r>
+          </w:p>
+        </w:tc>
+        <w:tc>
+          <w:tcPr>
+            <w:tcW w:w="6000" w:type="dxa"/>
+          </w:tcPr>
+          <w:p>
+            <w:pPr>
+              <w:spacing w:after="0"/>
+              <w:jc w:val="left"/>
+              <w:rPr>
+                <w:rFonts w:ascii="Calibri" w:hAnsi="Calibri" w:cs="Calibri"/>
+                <w:sz w:val="20"/>
+              </w:rPr>
+            </w:pPr>
+            <w:r>
+              <w:rPr>
+                <w:rFonts w:ascii="Calibri" w:hAnsi="Calibri" w:cs="Calibri"/>
+                <w:sz w:val="20"/>
+              </w:rPr>
+              <w:t>11.1. Validação de Licenças das Ferramentas de Desenvolvimento</w:t>
+            </w:r>
+            <w:r>
+              <w:rPr>
+                <w:rFonts w:ascii="Calibri" w:hAnsi="Calibri" w:cs="Calibri"/>
+                <w:sz w:val="20"/>
+              </w:rPr>
+              <w:br/>
+              <w:t>11.2. Validação de Licenças das Bibliotecas/Dependências</w:t>
+            </w:r>
+            <w:r>
+              <w:rPr>
+                <w:rFonts w:ascii="Calibri" w:hAnsi="Calibri" w:cs="Calibri"/>
+                <w:sz w:val="20"/>
+              </w:rPr>
+              <w:br/>
+              <w:t>11.3. Definição e Registro da Licença do Produto Final (Ex: MIT/GPL)</w:t>
+            </w:r>
+          </w:p>
+        </w:tc>
+      </w:tr>
+    </w:tbl>
     <w:p>
       <w:pPr>
         <w:rPr>
           <w:rFonts w:ascii="Calibri" w:hAnsi="Calibri"/>
         </w:rPr>
       </w:pPr>
-    </w:p>
-    <w:p>
-      <w:pPr>
-        <w:rPr>
-          <w:rFonts w:ascii="Calibri" w:hAnsi="Calibri"/>
-        </w:rPr>
-      </w:pPr>
-      <w:r>
-        <w:rPr>
-          <w:rFonts w:ascii="Calibri" w:hAnsi="Calibri"/>
-        </w:rPr>
-        <w:t>Fase (Nível 1)</w:t>
-      </w:r>
-      <w:r>
-        <w:rPr>
-          <w:rFonts w:ascii="Calibri" w:hAnsi="Calibri"/>
-        </w:rPr>
-        <w:tab/>
-        <w:t>Subfases / Pacotes de Trabalho (Nível 2)</w:t>
-      </w:r>
-    </w:p>
-    <w:p>
-      <w:pPr>
-        <w:rPr>
-          <w:rFonts w:ascii="Calibri" w:hAnsi="Calibri"/>
-        </w:rPr>
-      </w:pPr>
-      <w:r>
-        <w:rPr>
-          <w:rFonts w:ascii="Calibri" w:hAnsi="Calibri"/>
-        </w:rPr>
-        <w:t>1. Iniciação e Planejamento</w:t>
-      </w:r>
-      <w:r>
-        <w:rPr>
-          <w:rFonts w:ascii="Calibri" w:hAnsi="Calibri"/>
-        </w:rPr>
-        <w:tab/>
-        <w:t>1.1. Termo de Abertura (TAP)</w:t>
-      </w:r>
-    </w:p>
-    <w:p>
-      <w:pPr>
-        <w:rPr>
-          <w:rFonts w:ascii="Calibri" w:hAnsi="Calibri"/>
-        </w:rPr>
-      </w:pPr>
-      <w:r>
-        <w:rPr>
-          <w:rFonts w:ascii="Calibri" w:hAnsi="Calibri"/>
-        </w:rPr>
-        <w:t>1.2. Identificação de Stakeholders</w:t>
-      </w:r>
-    </w:p>
-    <w:p>
-      <w:pPr>
-        <w:rPr>
-          <w:rFonts w:ascii="Calibri" w:hAnsi="Calibri"/>
-        </w:rPr>
-      </w:pPr>
-      <w:r>
-        <w:rPr>
-          <w:rFonts w:ascii="Calibri" w:hAnsi="Calibri"/>
-        </w:rPr>
-        <w:t>1.3. Planos de Gerenciamento (Escopo, Cronograma, Custo, Riscos)</w:t>
-      </w:r>
-    </w:p>
-    <w:p>
-      <w:pPr>
-        <w:rPr>
-          <w:rFonts w:ascii="Calibri" w:hAnsi="Calibri"/>
-        </w:rPr>
-      </w:pPr>
-      <w:r>
-        <w:rPr>
-          <w:rFonts w:ascii="Calibri" w:hAnsi="Calibri"/>
-        </w:rPr>
-        <w:t>1.4. Plano de Gerenciamento da Qualidade</w:t>
-      </w:r>
-    </w:p>
-    <w:p>
-      <w:pPr>
-        <w:rPr>
-          <w:rFonts w:ascii="Calibri" w:hAnsi="Calibri"/>
-        </w:rPr>
-      </w:pPr>
-      <w:r>
-        <w:rPr>
-          <w:rFonts w:ascii="Calibri" w:hAnsi="Calibri"/>
-        </w:rPr>
-        <w:t>1.5. Política de Licenciamento FOSS</w:t>
-      </w:r>
-    </w:p>
-    <w:p>
-      <w:pPr>
-        <w:rPr>
-          <w:rFonts w:ascii="Calibri" w:hAnsi="Calibri"/>
-        </w:rPr>
-      </w:pPr>
-      <w:r>
-        <w:rPr>
-          <w:rFonts w:ascii="Calibri" w:hAnsi="Calibri"/>
-        </w:rPr>
-        <w:t>1.6. Definição do Backlog e Estruturação das Sprints (Ágil)</w:t>
-      </w:r>
-    </w:p>
-    <w:p>
-      <w:pPr>
-        <w:rPr>
-          <w:rFonts w:ascii="Calibri" w:hAnsi="Calibri"/>
-        </w:rPr>
-      </w:pPr>
-      <w:r>
-        <w:rPr>
-          <w:rFonts w:ascii="Calibri" w:hAnsi="Calibri"/>
-        </w:rPr>
-        <w:t>2. Levantamento e Análise de Requisitos</w:t>
-      </w:r>
-      <w:r>
-        <w:rPr>
-          <w:rFonts w:ascii="Calibri" w:hAnsi="Calibri"/>
-        </w:rPr>
-        <w:tab/>
-        <w:t>2.1. Elicitação de Requisitos Funcionais (Regimes, Cálculos)</w:t>
-      </w:r>
-    </w:p>
-    <w:p>
-      <w:pPr>
-        <w:rPr>
-          <w:rFonts w:ascii="Calibri" w:hAnsi="Calibri"/>
-        </w:rPr>
-      </w:pPr>
-      <w:r>
-        <w:rPr>
-          <w:rFonts w:ascii="Calibri" w:hAnsi="Calibri"/>
-        </w:rPr>
-        <w:t>2.2. Elicitação de Requisitos Não Funcionais (Performance, Segurança)</w:t>
-      </w:r>
-    </w:p>
-    <w:p>
-      <w:pPr>
-        <w:rPr>
-          <w:rFonts w:ascii="Calibri" w:hAnsi="Calibri"/>
-        </w:rPr>
-      </w:pPr>
-      <w:r>
-        <w:rPr>
-          <w:rFonts w:ascii="Calibri" w:hAnsi="Calibri"/>
-        </w:rPr>
-        <w:t>2.3. Especificação de Casos de Uso e Histórias de Usuário</w:t>
-      </w:r>
-    </w:p>
-    <w:p>
-      <w:pPr>
-        <w:rPr>
-          <w:rFonts w:ascii="Calibri" w:hAnsi="Calibri"/>
-        </w:rPr>
-      </w:pPr>
-      <w:r>
-        <w:rPr>
-          <w:rFonts w:ascii="Calibri" w:hAnsi="Calibri"/>
-        </w:rPr>
-        <w:t>3. Modelagem e Prototipação</w:t>
-      </w:r>
-      <w:r>
-        <w:rPr>
-          <w:rFonts w:ascii="Calibri" w:hAnsi="Calibri"/>
-        </w:rPr>
-        <w:tab/>
-        <w:t>3.1. Arquitetura da Solução (Frontend/Backend/API)</w:t>
-      </w:r>
-    </w:p>
-    <w:p>
-      <w:pPr>
-        <w:rPr>
-          <w:rFonts w:ascii="Calibri" w:hAnsi="Calibri"/>
-        </w:rPr>
-      </w:pPr>
-      <w:r>
-        <w:rPr>
-          <w:rFonts w:ascii="Calibri" w:hAnsi="Calibri"/>
-        </w:rPr>
-        <w:t>3.2. Protótipo de Interface (UX/UI)</w:t>
-      </w:r>
-    </w:p>
-    <w:p>
-      <w:pPr>
-        <w:rPr>
-          <w:rFonts w:ascii="Calibri" w:hAnsi="Calibri"/>
-        </w:rPr>
-      </w:pPr>
-      <w:r>
-        <w:rPr>
-          <w:rFonts w:ascii="Calibri" w:hAnsi="Calibri"/>
-        </w:rPr>
-        <w:t>3.3. Modelagem de Dados</w:t>
-      </w:r>
-    </w:p>
-    <w:p>
-      <w:pPr>
-        <w:rPr>
-          <w:rFonts w:ascii="Calibri" w:hAnsi="Calibri"/>
-        </w:rPr>
-      </w:pPr>
-      <w:r>
-        <w:rPr>
-          <w:rFonts w:ascii="Calibri" w:hAnsi="Calibri"/>
-        </w:rPr>
-        <w:t>4. Configuração de Ambiente e Ferramentas</w:t>
-      </w:r>
-      <w:r>
-        <w:rPr>
-          <w:rFonts w:ascii="Calibri" w:hAnsi="Calibri"/>
-        </w:rPr>
-        <w:tab/>
-        <w:t>4.1. Seleção e Validação da Stack FOSS</w:t>
-      </w:r>
-    </w:p>
-    <w:p>
-      <w:pPr>
-        <w:rPr>
-          <w:rFonts w:ascii="Calibri" w:hAnsi="Calibri"/>
-        </w:rPr>
-      </w:pPr>
-      <w:r>
-        <w:rPr>
-          <w:rFonts w:ascii="Calibri" w:hAnsi="Calibri"/>
-        </w:rPr>
-        <w:t>4.2. Configuração do Repositório Git</w:t>
-      </w:r>
-    </w:p>
-    <w:p>
-      <w:pPr>
-        <w:rPr>
-          <w:rFonts w:ascii="Calibri" w:hAnsi="Calibri"/>
-        </w:rPr>
-      </w:pPr>
-      <w:r>
-        <w:rPr>
-          <w:rFonts w:ascii="Calibri" w:hAnsi="Calibri"/>
-        </w:rPr>
-        <w:t>4.3. Setup do Ambiente de Desenvolvimento Local</w:t>
-      </w:r>
-    </w:p>
-    <w:p>
-      <w:pPr>
-        <w:rPr>
-          <w:rFonts w:ascii="Calibri" w:hAnsi="Calibri"/>
-        </w:rPr>
-      </w:pPr>
-      <w:r>
-        <w:rPr>
-          <w:rFonts w:ascii="Calibri" w:hAnsi="Calibri"/>
-        </w:rPr>
-        <w:t>4.4. Setup do Ambiente de Homologação</w:t>
-      </w:r>
-    </w:p>
-    <w:p>
-      <w:pPr>
-        <w:rPr>
-          <w:rFonts w:ascii="Calibri" w:hAnsi="Calibri"/>
-        </w:rPr>
-      </w:pPr>
-      <w:r>
-        <w:rPr>
-          <w:rFonts w:ascii="Calibri" w:hAnsi="Calibri"/>
-        </w:rPr>
-        <w:t>4.5. Auditoria de Licenças das Dependências</w:t>
-      </w:r>
-    </w:p>
-    <w:p>
-      <w:pPr>
-        <w:rPr>
-          <w:rFonts w:ascii="Calibri" w:hAnsi="Calibri"/>
-        </w:rPr>
-      </w:pPr>
-      <w:r>
-        <w:rPr>
-          <w:rFonts w:ascii="Calibri" w:hAnsi="Calibri"/>
-        </w:rPr>
-        <w:t>5. Desenvolvimento do Sistema (com Sprints Ágeis)</w:t>
-      </w:r>
-      <w:r>
-        <w:rPr>
-          <w:rFonts w:ascii="Calibri" w:hAnsi="Calibri"/>
-        </w:rPr>
-        <w:tab/>
-        <w:t>5.1. Backend - Lógica de Negócio (Câmbio, Spread, IOF)</w:t>
-      </w:r>
-    </w:p>
-    <w:p>
-      <w:pPr>
-        <w:rPr>
-          <w:rFonts w:ascii="Calibri" w:hAnsi="Calibri"/>
-        </w:rPr>
-      </w:pPr>
-      <w:r>
-        <w:rPr>
-          <w:rFonts w:ascii="Calibri" w:hAnsi="Calibri"/>
-        </w:rPr>
-        <w:t>5.2. Backend - Consumo de API de Câmbio</w:t>
-      </w:r>
-    </w:p>
-    <w:p>
-      <w:pPr>
-        <w:rPr>
-          <w:rFonts w:ascii="Calibri" w:hAnsi="Calibri"/>
-        </w:rPr>
-      </w:pPr>
-      <w:r>
-        <w:rPr>
-          <w:rFonts w:ascii="Calibri" w:hAnsi="Calibri"/>
-        </w:rPr>
-        <w:t>5.3. Frontend - Interface e Simulações</w:t>
-      </w:r>
-    </w:p>
-    <w:p>
-      <w:pPr>
-        <w:rPr>
-          <w:rFonts w:ascii="Calibri" w:hAnsi="Calibri"/>
-        </w:rPr>
-      </w:pPr>
-      <w:r>
-        <w:rPr>
-          <w:rFonts w:ascii="Calibri" w:hAnsi="Calibri"/>
-        </w:rPr>
-        <w:t>5.4. Módulo de Geração de Invoice (PDF)</w:t>
-      </w:r>
-    </w:p>
-    <w:p>
-      <w:pPr>
-        <w:rPr>
-          <w:rFonts w:ascii="Calibri" w:hAnsi="Calibri"/>
-        </w:rPr>
-      </w:pPr>
-      <w:r>
-        <w:rPr>
-          <w:rFonts w:ascii="Calibri" w:hAnsi="Calibri"/>
-        </w:rPr>
-        <w:t>5.5. Implementação Assistida por IA (SDD com LLM)</w:t>
-      </w:r>
-    </w:p>
-    <w:p>
-      <w:pPr>
-        <w:rPr>
-          <w:rFonts w:ascii="Calibri" w:hAnsi="Calibri"/>
-        </w:rPr>
-      </w:pPr>
-      <w:r>
-        <w:rPr>
-          <w:rFonts w:ascii="Calibri" w:hAnsi="Calibri"/>
-        </w:rPr>
-        <w:t>5.6. Execução das Sprints (Planejamento, Revisão e Retrospectiva)</w:t>
-      </w:r>
-    </w:p>
-    <w:p>
-      <w:pPr>
-        <w:rPr>
-          <w:rFonts w:ascii="Calibri" w:hAnsi="Calibri"/>
-        </w:rPr>
-      </w:pPr>
-      <w:r>
-        <w:rPr>
-          <w:rFonts w:ascii="Calibri" w:hAnsi="Calibri"/>
-        </w:rPr>
-        <w:t>6. Garantia da Qualidade e Testes</w:t>
-      </w:r>
-      <w:r>
-        <w:rPr>
-          <w:rFonts w:ascii="Calibri" w:hAnsi="Calibri"/>
-        </w:rPr>
-        <w:tab/>
-        <w:t>6.1. Testes Unitários e de Integração (Meta ≥ 80%)</w:t>
-      </w:r>
-    </w:p>
-    <w:p>
-      <w:pPr>
-        <w:rPr>
-          <w:rFonts w:ascii="Calibri" w:hAnsi="Calibri"/>
-        </w:rPr>
-      </w:pPr>
-      <w:r>
-        <w:rPr>
-          <w:rFonts w:ascii="Calibri" w:hAnsi="Calibri"/>
-        </w:rPr>
-        <w:t>6.2. Testes de Aceitação (UAT - Zero defeitos críticos)</w:t>
-      </w:r>
-    </w:p>
-    <w:p>
-      <w:pPr>
-        <w:rPr>
-          <w:rFonts w:ascii="Calibri" w:hAnsi="Calibri"/>
-        </w:rPr>
-      </w:pPr>
-      <w:r>
-        <w:rPr>
-          <w:rFonts w:ascii="Calibri" w:hAnsi="Calibri"/>
-        </w:rPr>
-        <w:t>6.3. Testes de Usabilidade e Performance</w:t>
-      </w:r>
-    </w:p>
-    <w:p>
-      <w:pPr>
-        <w:rPr>
-          <w:rFonts w:ascii="Calibri" w:hAnsi="Calibri"/>
-        </w:rPr>
-      </w:pPr>
-      <w:r>
-        <w:rPr>
-          <w:rFonts w:ascii="Calibri" w:hAnsi="Calibri"/>
-        </w:rPr>
-        <w:t>7. DevOps e CI/CD</w:t>
-      </w:r>
-      <w:r>
-        <w:rPr>
-          <w:rFonts w:ascii="Calibri" w:hAnsi="Calibri"/>
-        </w:rPr>
-        <w:tab/>
-        <w:t>7.1. Pipeline de Integração Contínua (CI)</w:t>
-      </w:r>
-    </w:p>
-    <w:p>
-      <w:pPr>
-        <w:rPr>
-          <w:rFonts w:ascii="Calibri" w:hAnsi="Calibri"/>
-        </w:rPr>
-      </w:pPr>
-      <w:r>
-        <w:rPr>
-          <w:rFonts w:ascii="Calibri" w:hAnsi="Calibri"/>
-        </w:rPr>
-        <w:t>7.2. Pipeline de Entrega Contínua (CD)</w:t>
-      </w:r>
-    </w:p>
-    <w:p>
-      <w:pPr>
-        <w:rPr>
-          <w:rFonts w:ascii="Calibri" w:hAnsi="Calibri"/>
-        </w:rPr>
-      </w:pPr>
-      <w:r>
-        <w:rPr>
-          <w:rFonts w:ascii="Calibri" w:hAnsi="Calibri"/>
-        </w:rPr>
-        <w:t>8. Implantação (Deploy)</w:t>
-      </w:r>
-      <w:r>
-        <w:rPr>
-          <w:rFonts w:ascii="Calibri" w:hAnsi="Calibri"/>
-        </w:rPr>
-        <w:tab/>
-        <w:t>8.1. Publicação em Ambiente de Produção</w:t>
-      </w:r>
-    </w:p>
-    <w:p>
-      <w:pPr>
-        <w:rPr>
-          <w:rFonts w:ascii="Calibri" w:hAnsi="Calibri"/>
-        </w:rPr>
-      </w:pPr>
-      <w:r>
-        <w:rPr>
-          <w:rFonts w:ascii="Calibri" w:hAnsi="Calibri"/>
-        </w:rPr>
-        <w:t>8.2. Documentação de Implantação e Plano de Rollback</w:t>
-      </w:r>
-    </w:p>
-    <w:p>
-      <w:pPr>
-        <w:rPr>
-          <w:rFonts w:ascii="Calibri" w:hAnsi="Calibri"/>
-        </w:rPr>
-      </w:pPr>
-      <w:r>
-        <w:rPr>
-          <w:rFonts w:ascii="Calibri" w:hAnsi="Calibri"/>
-        </w:rPr>
-        <w:t>9. Documentação do Projeto</w:t>
-      </w:r>
-      <w:r>
-        <w:rPr>
-          <w:rFonts w:ascii="Calibri" w:hAnsi="Calibri"/>
-        </w:rPr>
-        <w:tab/>
-        <w:t>9.1. Documentação Técnica (Arquitetura, APIs)</w:t>
-      </w:r>
-    </w:p>
-    <w:p>
-      <w:pPr>
-        <w:rPr>
-          <w:rFonts w:ascii="Calibri" w:hAnsi="Calibri"/>
-        </w:rPr>
-      </w:pPr>
-      <w:r>
-        <w:rPr>
-          <w:rFonts w:ascii="Calibri" w:hAnsi="Calibri"/>
-        </w:rPr>
-        <w:lastRenderedPageBreak/>
-        <w:t>9.2. Manual do Usuário</w:t>
-      </w:r>
-    </w:p>
-    <w:p>
-      <w:pPr>
-        <w:rPr>
-          <w:rFonts w:ascii="Calibri" w:hAnsi="Calibri"/>
-        </w:rPr>
-      </w:pPr>
-      <w:r>
-        <w:rPr>
-          <w:rFonts w:ascii="Calibri" w:hAnsi="Calibri"/>
-        </w:rPr>
-        <w:t>9.3. Relatórios de Desempenho (EVM/Burndown)</w:t>
-      </w:r>
-    </w:p>
-    <w:p>
-      <w:pPr>
-        <w:rPr>
-          <w:rFonts w:ascii="Calibri" w:hAnsi="Calibri"/>
-        </w:rPr>
-      </w:pPr>
-      <w:r>
-        <w:rPr>
-          <w:rFonts w:ascii="Calibri" w:hAnsi="Calibri"/>
-        </w:rPr>
-        <w:t>9.4. Consolidação da Documentação Parcial (Entrega 08/09/2026)</w:t>
-      </w:r>
-    </w:p>
-    <w:p>
-      <w:pPr>
-        <w:rPr>
-          <w:rFonts w:ascii="Calibri" w:hAnsi="Calibri"/>
-        </w:rPr>
-      </w:pPr>
-      <w:r>
-        <w:rPr>
-          <w:rFonts w:ascii="Calibri" w:hAnsi="Calibri"/>
-        </w:rPr>
-        <w:t>10. Encerramento</w:t>
-      </w:r>
-      <w:r>
-        <w:rPr>
-          <w:rFonts w:ascii="Calibri" w:hAnsi="Calibri"/>
-        </w:rPr>
-        <w:tab/>
-        <w:t>10.1. Relatório de Lições Aprendidas</w:t>
-      </w:r>
-    </w:p>
-    <w:p>
-      <w:pPr>
-        <w:rPr>
-          <w:rFonts w:ascii="Calibri" w:hAnsi="Calibri"/>
-        </w:rPr>
-      </w:pPr>
-      <w:r>
-        <w:rPr>
-          <w:rFonts w:ascii="Calibri" w:hAnsi="Calibri"/>
-        </w:rPr>
-        <w:t>10.2. Verificação dos Critérios SMART</w:t>
-      </w:r>
-    </w:p>
-    <w:p>
-      <w:pPr>
-        <w:rPr>
-          <w:rFonts w:ascii="Calibri" w:hAnsi="Calibri"/>
-        </w:rPr>
-      </w:pPr>
-      <w:r>
-        <w:rPr>
-          <w:rFonts w:ascii="Calibri" w:hAnsi="Calibri"/>
-        </w:rPr>
-        <w:t>10.3. Apresentação Final e Aceite do Patrocinador</w:t>
-      </w:r>
-    </w:p>
-    <w:p>
-      <w:pPr>
-        <w:rPr>
-          <w:rFonts w:ascii="Calibri" w:hAnsi="Calibri"/>
-        </w:rPr>
-      </w:pPr>
-      <w:r>
-        <w:rPr>
-          <w:rFonts w:ascii="Calibri" w:hAnsi="Calibri"/>
-        </w:rPr>
-        <w:t>11. Governança e Conformidade (FOSS)</w:t>
-      </w:r>
-      <w:r>
-        <w:rPr>
-          <w:rFonts w:ascii="Calibri" w:hAnsi="Calibri"/>
-        </w:rPr>
-        <w:tab/>
-        <w:t>11.1. Validação de Licenças das Ferramentas de Desenvolvimento</w:t>
-      </w:r>
-    </w:p>
-    <w:p>
-      <w:pPr>
-        <w:rPr>
-          <w:rFonts w:ascii="Calibri" w:hAnsi="Calibri"/>
-        </w:rPr>
-      </w:pPr>
-      <w:r>
-        <w:rPr>
-          <w:rFonts w:ascii="Calibri" w:hAnsi="Calibri"/>
-        </w:rPr>
-        <w:t>11.2. Validação de Licenças das Bibliotecas/Dependências</w:t>
-      </w:r>
-    </w:p>
-    <w:p>
-      <w:pPr>
-        <w:rPr>
-          <w:rFonts w:ascii="Calibri" w:hAnsi="Calibri"/>
-        </w:rPr>
-      </w:pPr>
-      <w:r>
-        <w:rPr>
-          <w:rFonts w:ascii="Calibri" w:hAnsi="Calibri"/>
-        </w:rPr>
-        <w:t>11.3. Definição e Registro da Licença do Produto Final (Ex: MIT/GPL)</w:t>
-      </w:r>
     </w:p>
     <w:p>
       <w:pPr>
@@ -8929,6 +9123,7 @@
   <w:style w:type="character" w:default="1" w:styleId="Fontepargpadro">
     <w:name w:val="Default Paragraph Font"/>
     <w:uiPriority w:val="1"/>
+    <w:semiHidden/>
     <w:unhideWhenUsed/>
   </w:style>
   <w:style w:type="table" w:default="1" w:styleId="Tabelanormal">
